--- a/1.docx
+++ b/1.docx
@@ -327,6 +327,7 @@
     <w:p>
       <w:pPr>
         <w:numPr>
+          <w:ilvl w:val="0"/>
           <w:numId w:val="0"/>
         </w:numPr>
         <w:ind w:leftChars="0"/>
@@ -347,6 +348,7 @@
     <w:p>
       <w:pPr>
         <w:numPr>
+          <w:ilvl w:val="0"/>
           <w:numId w:val="0"/>
         </w:numPr>
         <w:ind w:leftChars="0" w:firstLine="420" w:firstLineChars="0"/>
@@ -399,6 +401,7 @@
     <w:p>
       <w:pPr>
         <w:numPr>
+          <w:ilvl w:val="0"/>
           <w:numId w:val="0"/>
         </w:numPr>
         <w:jc w:val="left"/>
@@ -409,15 +412,26 @@
         <w:keepNext w:val="0"/>
         <w:keepLines w:val="0"/>
         <w:widowControl/>
+        <w:numPr>
+          <w:ilvl w:val="0"/>
+          <w:numId w:val="2"/>
+        </w:numPr>
         <w:suppressLineNumbers w:val="0"/>
         <w:jc w:val="left"/>
+        <w:rPr>
+          <w:rFonts w:ascii="宋体" w:hAnsi="宋体" w:eastAsia="宋体" w:cs="宋体"/>
+          <w:kern w:val="0"/>
+          <w:sz w:val="24"/>
+          <w:szCs w:val="24"/>
+          <w:lang w:val="en-US" w:eastAsia="zh-CN" w:bidi="ar"/>
+        </w:rPr>
       </w:pPr>
       <w:r>
         <w:rPr>
           <w:rFonts w:hint="eastAsia"/>
           <w:lang w:val="en-US" w:eastAsia="zh-CN"/>
         </w:rPr>
-        <w:t xml:space="preserve">5、蒲公英账号：  </w:t>
+        <w:t xml:space="preserve">蒲公英账号：  </w:t>
       </w:r>
       <w:r>
         <w:rPr>
@@ -488,20 +502,450 @@
         </w:rPr>
         <w:t>3BJWKF8t</w:t>
       </w:r>
+    </w:p>
+    <w:p>
+      <w:pPr>
+        <w:keepNext w:val="0"/>
+        <w:keepLines w:val="0"/>
+        <w:widowControl/>
+        <w:numPr>
+          <w:ilvl w:val="0"/>
+          <w:numId w:val="2"/>
+        </w:numPr>
+        <w:suppressLineNumbers w:val="0"/>
+        <w:jc w:val="left"/>
+        <w:rPr>
+          <w:rFonts w:ascii="宋体" w:hAnsi="宋体" w:eastAsia="宋体" w:cs="宋体"/>
+          <w:kern w:val="0"/>
+          <w:sz w:val="24"/>
+          <w:szCs w:val="24"/>
+          <w:lang w:val="en-US" w:eastAsia="zh-CN" w:bidi="ar"/>
+        </w:rPr>
+      </w:pPr>
+      <w:r>
+        <w:rPr>
+          <w:rFonts w:hint="eastAsia" w:ascii="宋体" w:hAnsi="宋体" w:eastAsia="宋体" w:cs="宋体"/>
+          <w:kern w:val="0"/>
+          <w:sz w:val="24"/>
+          <w:szCs w:val="24"/>
+          <w:lang w:val="en-US" w:eastAsia="zh-CN" w:bidi="ar"/>
+        </w:rPr>
+        <w:t>运单查询详情表查询逻辑</w:t>
+      </w:r>
+    </w:p>
+    <w:p>
+      <w:pPr>
+        <w:keepNext w:val="0"/>
+        <w:keepLines w:val="0"/>
+        <w:widowControl/>
+        <w:numPr>
+          <w:ilvl w:val="0"/>
+          <w:numId w:val="2"/>
+        </w:numPr>
+        <w:suppressLineNumbers w:val="0"/>
+        <w:jc w:val="left"/>
+        <w:rPr>
+          <w:rFonts w:ascii="宋体" w:hAnsi="宋体" w:eastAsia="宋体" w:cs="宋体"/>
+          <w:kern w:val="0"/>
+          <w:sz w:val="24"/>
+          <w:szCs w:val="24"/>
+          <w:lang w:val="en-US" w:eastAsia="zh-CN" w:bidi="ar"/>
+        </w:rPr>
+      </w:pPr>
+      <w:r>
+        <w:rPr>
+          <w:rFonts w:hint="eastAsia" w:ascii="宋体" w:hAnsi="宋体" w:eastAsia="宋体" w:cs="宋体"/>
+          <w:kern w:val="0"/>
+          <w:sz w:val="24"/>
+          <w:szCs w:val="24"/>
+          <w:lang w:val="en-US" w:eastAsia="zh-CN" w:bidi="ar"/>
+        </w:rPr>
+        <w:t>全流程权限配置</w:t>
+      </w:r>
+    </w:p>
+    <w:p>
+      <w:pPr>
+        <w:keepNext w:val="0"/>
+        <w:keepLines w:val="0"/>
+        <w:widowControl/>
+        <w:numPr>
+          <w:ilvl w:val="1"/>
+          <w:numId w:val="2"/>
+        </w:numPr>
+        <w:suppressLineNumbers w:val="0"/>
+        <w:ind w:left="840" w:leftChars="0" w:hanging="420" w:firstLineChars="0"/>
+        <w:jc w:val="left"/>
+        <w:rPr>
+          <w:rFonts w:ascii="宋体" w:hAnsi="宋体" w:eastAsia="宋体" w:cs="宋体"/>
+          <w:kern w:val="0"/>
+          <w:sz w:val="24"/>
+          <w:szCs w:val="24"/>
+          <w:lang w:val="en-US" w:eastAsia="zh-CN" w:bidi="ar"/>
+        </w:rPr>
+      </w:pPr>
+      <w:r>
+        <w:rPr>
+          <w:rFonts w:hint="eastAsia" w:ascii="宋体" w:hAnsi="宋体" w:eastAsia="宋体" w:cs="宋体"/>
+          <w:kern w:val="0"/>
+          <w:sz w:val="24"/>
+          <w:szCs w:val="24"/>
+          <w:lang w:val="en-US" w:eastAsia="zh-CN" w:bidi="ar"/>
+        </w:rPr>
+        <w:t>在4pl给b1配置为外部用户（默认就说外部用户）</w:t>
+      </w:r>
+    </w:p>
+    <w:p>
+      <w:pPr>
+        <w:keepNext w:val="0"/>
+        <w:keepLines w:val="0"/>
+        <w:widowControl/>
+        <w:numPr>
+          <w:ilvl w:val="1"/>
+          <w:numId w:val="2"/>
+        </w:numPr>
+        <w:suppressLineNumbers w:val="0"/>
+        <w:ind w:left="840" w:leftChars="0" w:hanging="420" w:firstLineChars="0"/>
+        <w:jc w:val="left"/>
+        <w:rPr>
+          <w:rFonts w:ascii="宋体" w:hAnsi="宋体" w:eastAsia="宋体" w:cs="宋体"/>
+          <w:kern w:val="0"/>
+          <w:sz w:val="24"/>
+          <w:szCs w:val="24"/>
+          <w:lang w:val="en-US" w:eastAsia="zh-CN" w:bidi="ar"/>
+        </w:rPr>
+      </w:pPr>
+      <w:r>
+        <w:rPr>
+          <w:rFonts w:hint="eastAsia" w:ascii="宋体" w:hAnsi="宋体" w:eastAsia="宋体" w:cs="宋体"/>
+          <w:kern w:val="0"/>
+          <w:sz w:val="24"/>
+          <w:szCs w:val="24"/>
+          <w:lang w:val="en-US" w:eastAsia="zh-CN" w:bidi="ar"/>
+        </w:rPr>
+        <w:t>在4pl给b2配置为内部用户</w:t>
+      </w:r>
+    </w:p>
+    <w:p>
+      <w:pPr>
+        <w:keepNext w:val="0"/>
+        <w:keepLines w:val="0"/>
+        <w:widowControl/>
+        <w:numPr>
+          <w:ilvl w:val="1"/>
+          <w:numId w:val="2"/>
+        </w:numPr>
+        <w:suppressLineNumbers w:val="0"/>
+        <w:ind w:left="840" w:leftChars="0" w:hanging="420" w:firstLineChars="0"/>
+        <w:jc w:val="left"/>
+        <w:rPr>
+          <w:rFonts w:ascii="宋体" w:hAnsi="宋体" w:eastAsia="宋体" w:cs="宋体"/>
+          <w:kern w:val="0"/>
+          <w:sz w:val="24"/>
+          <w:szCs w:val="24"/>
+          <w:lang w:val="en-US" w:eastAsia="zh-CN" w:bidi="ar"/>
+        </w:rPr>
+      </w:pPr>
+      <w:r>
+        <w:rPr>
+          <w:rFonts w:hint="eastAsia" w:ascii="宋体" w:hAnsi="宋体" w:eastAsia="宋体" w:cs="宋体"/>
+          <w:kern w:val="0"/>
+          <w:sz w:val="24"/>
+          <w:szCs w:val="24"/>
+          <w:lang w:val="en-US" w:eastAsia="zh-CN" w:bidi="ar"/>
+        </w:rPr>
+        <w:t>B2登录易达宝在基础数据-客户管理里新增b1，并打开b1的全流程权限</w:t>
+      </w:r>
+    </w:p>
+    <w:p>
+      <w:pPr>
+        <w:keepNext w:val="0"/>
+        <w:keepLines w:val="0"/>
+        <w:widowControl/>
+        <w:numPr>
+          <w:ilvl w:val="1"/>
+          <w:numId w:val="2"/>
+        </w:numPr>
+        <w:suppressLineNumbers w:val="0"/>
+        <w:ind w:left="840" w:leftChars="0" w:hanging="420" w:firstLineChars="0"/>
+        <w:jc w:val="left"/>
+        <w:rPr>
+          <w:rFonts w:ascii="宋体" w:hAnsi="宋体" w:eastAsia="宋体" w:cs="宋体"/>
+          <w:kern w:val="0"/>
+          <w:sz w:val="24"/>
+          <w:szCs w:val="24"/>
+          <w:lang w:val="en-US" w:eastAsia="zh-CN" w:bidi="ar"/>
+        </w:rPr>
+      </w:pPr>
+      <w:r>
+        <w:rPr>
+          <w:rFonts w:hint="eastAsia" w:ascii="宋体" w:hAnsi="宋体" w:eastAsia="宋体" w:cs="宋体"/>
+          <w:kern w:val="0"/>
+          <w:sz w:val="24"/>
+          <w:szCs w:val="24"/>
+          <w:lang w:val="en-US" w:eastAsia="zh-CN" w:bidi="ar"/>
+        </w:rPr>
+        <w:t>B1登录易达宝既有全流程发货权限</w:t>
+      </w:r>
+    </w:p>
+    <w:p>
+      <w:pPr>
+        <w:keepNext w:val="0"/>
+        <w:keepLines w:val="0"/>
+        <w:widowControl/>
+        <w:numPr>
+          <w:ilvl w:val="1"/>
+          <w:numId w:val="2"/>
+        </w:numPr>
+        <w:suppressLineNumbers w:val="0"/>
+        <w:ind w:left="840" w:leftChars="0" w:hanging="420" w:firstLineChars="0"/>
+        <w:jc w:val="left"/>
+        <w:rPr>
+          <w:rFonts w:ascii="宋体" w:hAnsi="宋体" w:eastAsia="宋体" w:cs="宋体"/>
+          <w:kern w:val="0"/>
+          <w:sz w:val="24"/>
+          <w:szCs w:val="24"/>
+          <w:lang w:val="en-US" w:eastAsia="zh-CN" w:bidi="ar"/>
+        </w:rPr>
+      </w:pPr>
+      <w:r>
+        <w:drawing>
+          <wp:inline distT="0" distB="0" distL="114300" distR="114300">
+            <wp:extent cx="1397635" cy="713105"/>
+            <wp:effectExtent l="0" t="0" r="5715" b="10160"/>
+            <wp:docPr id="5" name="图片 1"/>
+            <wp:cNvGraphicFramePr>
+              <a:graphicFrameLocks xmlns:a="http://schemas.openxmlformats.org/drawingml/2006/main" noChangeAspect="1"/>
+            </wp:cNvGraphicFramePr>
+            <a:graphic xmlns:a="http://schemas.openxmlformats.org/drawingml/2006/main">
+              <a:graphicData uri="http://schemas.openxmlformats.org/drawingml/2006/picture">
+                <pic:pic xmlns:pic="http://schemas.openxmlformats.org/drawingml/2006/picture">
+                  <pic:nvPicPr>
+                    <pic:cNvPr id="5" name="图片 1"/>
+                    <pic:cNvPicPr>
+                      <a:picLocks noChangeAspect="1"/>
+                    </pic:cNvPicPr>
+                  </pic:nvPicPr>
+                  <pic:blipFill>
+                    <a:blip r:embed="rId8"/>
+                    <a:stretch>
+                      <a:fillRect/>
+                    </a:stretch>
+                  </pic:blipFill>
+                  <pic:spPr>
+                    <a:xfrm>
+                      <a:off x="0" y="0"/>
+                      <a:ext cx="1397635" cy="713105"/>
+                    </a:xfrm>
+                    <a:prstGeom prst="rect">
+                      <a:avLst/>
+                    </a:prstGeom>
+                    <a:noFill/>
+                    <a:ln>
+                      <a:noFill/>
+                    </a:ln>
+                  </pic:spPr>
+                </pic:pic>
+              </a:graphicData>
+            </a:graphic>
+          </wp:inline>
+        </w:drawing>
+      </w:r>
+      <w:r>
+        <w:drawing>
+          <wp:inline distT="0" distB="0" distL="114300" distR="114300">
+            <wp:extent cx="1430020" cy="729615"/>
+            <wp:effectExtent l="0" t="0" r="5715" b="4445"/>
+            <wp:docPr id="6" name="图片 2"/>
+            <wp:cNvGraphicFramePr>
+              <a:graphicFrameLocks xmlns:a="http://schemas.openxmlformats.org/drawingml/2006/main" noChangeAspect="1"/>
+            </wp:cNvGraphicFramePr>
+            <a:graphic xmlns:a="http://schemas.openxmlformats.org/drawingml/2006/main">
+              <a:graphicData uri="http://schemas.openxmlformats.org/drawingml/2006/picture">
+                <pic:pic xmlns:pic="http://schemas.openxmlformats.org/drawingml/2006/picture">
+                  <pic:nvPicPr>
+                    <pic:cNvPr id="6" name="图片 2"/>
+                    <pic:cNvPicPr>
+                      <a:picLocks noChangeAspect="1"/>
+                    </pic:cNvPicPr>
+                  </pic:nvPicPr>
+                  <pic:blipFill>
+                    <a:blip r:embed="rId9"/>
+                    <a:stretch>
+                      <a:fillRect/>
+                    </a:stretch>
+                  </pic:blipFill>
+                  <pic:spPr>
+                    <a:xfrm>
+                      <a:off x="0" y="0"/>
+                      <a:ext cx="1430020" cy="729615"/>
+                    </a:xfrm>
+                    <a:prstGeom prst="rect">
+                      <a:avLst/>
+                    </a:prstGeom>
+                    <a:noFill/>
+                    <a:ln>
+                      <a:noFill/>
+                    </a:ln>
+                  </pic:spPr>
+                </pic:pic>
+              </a:graphicData>
+            </a:graphic>
+          </wp:inline>
+        </w:drawing>
+      </w:r>
+      <w:r>
+        <w:drawing>
+          <wp:inline distT="0" distB="0" distL="114300" distR="114300">
+            <wp:extent cx="1504950" cy="768350"/>
+            <wp:effectExtent l="0" t="0" r="6350" b="8890"/>
+            <wp:docPr id="7" name="图片 3"/>
+            <wp:cNvGraphicFramePr>
+              <a:graphicFrameLocks xmlns:a="http://schemas.openxmlformats.org/drawingml/2006/main" noChangeAspect="1"/>
+            </wp:cNvGraphicFramePr>
+            <a:graphic xmlns:a="http://schemas.openxmlformats.org/drawingml/2006/main">
+              <a:graphicData uri="http://schemas.openxmlformats.org/drawingml/2006/picture">
+                <pic:pic xmlns:pic="http://schemas.openxmlformats.org/drawingml/2006/picture">
+                  <pic:nvPicPr>
+                    <pic:cNvPr id="7" name="图片 3"/>
+                    <pic:cNvPicPr>
+                      <a:picLocks noChangeAspect="1"/>
+                    </pic:cNvPicPr>
+                  </pic:nvPicPr>
+                  <pic:blipFill>
+                    <a:blip r:embed="rId10"/>
+                    <a:stretch>
+                      <a:fillRect/>
+                    </a:stretch>
+                  </pic:blipFill>
+                  <pic:spPr>
+                    <a:xfrm>
+                      <a:off x="0" y="0"/>
+                      <a:ext cx="1504950" cy="768350"/>
+                    </a:xfrm>
+                    <a:prstGeom prst="rect">
+                      <a:avLst/>
+                    </a:prstGeom>
+                    <a:noFill/>
+                    <a:ln>
+                      <a:noFill/>
+                    </a:ln>
+                  </pic:spPr>
+                </pic:pic>
+              </a:graphicData>
+            </a:graphic>
+          </wp:inline>
+        </w:drawing>
+      </w:r>
+    </w:p>
+    <w:p>
+      <w:pPr>
+        <w:numPr>
+          <w:ilvl w:val="0"/>
+          <w:numId w:val="0"/>
+        </w:numPr>
+        <w:jc w:val="left"/>
+        <w:rPr>
+          <w:rFonts w:hint="default" w:eastAsiaTheme="minorEastAsia"/>
+          <w:lang w:val="en-US" w:eastAsia="zh-CN"/>
+        </w:rPr>
+      </w:pPr>
+    </w:p>
+    <w:p>
+      <w:pPr>
+        <w:numPr>
+          <w:ilvl w:val="0"/>
+          <w:numId w:val="0"/>
+        </w:numPr>
+        <w:jc w:val="left"/>
+        <w:rPr>
+          <w:rFonts w:hint="default" w:eastAsiaTheme="minorEastAsia"/>
+          <w:lang w:val="en-US" w:eastAsia="zh-CN"/>
+        </w:rPr>
+      </w:pPr>
+    </w:p>
+    <w:p>
+      <w:pPr>
+        <w:numPr>
+          <w:numId w:val="0"/>
+        </w:numPr>
+        <w:jc w:val="left"/>
+        <w:rPr>
+          <w:rFonts w:hint="default" w:eastAsiaTheme="minorEastAsia"/>
+          <w:lang w:val="en-US" w:eastAsia="zh-CN"/>
+        </w:rPr>
+      </w:pPr>
+      <w:r>
+        <w:rPr>
+          <w:rFonts w:hint="eastAsia"/>
+          <w:lang w:val="en-US" w:eastAsia="zh-CN"/>
+        </w:rPr>
+        <w:t>8、电子签关闭：点击编辑-修改状态为关闭-保存</w:t>
+      </w:r>
+    </w:p>
+    <w:p>
+      <w:pPr>
+        <w:numPr>
+          <w:numId w:val="0"/>
+        </w:numPr>
+        <w:jc w:val="left"/>
+      </w:pPr>
+      <w:r>
+        <w:drawing>
+          <wp:inline distT="0" distB="0" distL="114300" distR="114300">
+            <wp:extent cx="2742565" cy="1399540"/>
+            <wp:effectExtent l="0" t="0" r="10160" b="3810"/>
+            <wp:docPr id="8" name="图片 4"/>
+            <wp:cNvGraphicFramePr>
+              <a:graphicFrameLocks xmlns:a="http://schemas.openxmlformats.org/drawingml/2006/main" noChangeAspect="1"/>
+            </wp:cNvGraphicFramePr>
+            <a:graphic xmlns:a="http://schemas.openxmlformats.org/drawingml/2006/main">
+              <a:graphicData uri="http://schemas.openxmlformats.org/drawingml/2006/picture">
+                <pic:pic xmlns:pic="http://schemas.openxmlformats.org/drawingml/2006/picture">
+                  <pic:nvPicPr>
+                    <pic:cNvPr id="8" name="图片 4"/>
+                    <pic:cNvPicPr>
+                      <a:picLocks noChangeAspect="1"/>
+                    </pic:cNvPicPr>
+                  </pic:nvPicPr>
+                  <pic:blipFill>
+                    <a:blip r:embed="rId11"/>
+                    <a:stretch>
+                      <a:fillRect/>
+                    </a:stretch>
+                  </pic:blipFill>
+                  <pic:spPr>
+                    <a:xfrm>
+                      <a:off x="0" y="0"/>
+                      <a:ext cx="2742565" cy="1399540"/>
+                    </a:xfrm>
+                    <a:prstGeom prst="rect">
+                      <a:avLst/>
+                    </a:prstGeom>
+                    <a:noFill/>
+                    <a:ln>
+                      <a:noFill/>
+                    </a:ln>
+                  </pic:spPr>
+                </pic:pic>
+              </a:graphicData>
+            </a:graphic>
+          </wp:inline>
+        </w:drawing>
+      </w:r>
+    </w:p>
+    <w:p>
+      <w:pPr>
+        <w:numPr>
+          <w:numId w:val="0"/>
+        </w:numPr>
+        <w:jc w:val="left"/>
+        <w:rPr>
+          <w:rFonts w:hint="default"/>
+          <w:lang w:val="en-US" w:eastAsia="zh-CN"/>
+        </w:rPr>
+      </w:pPr>
       <w:bookmarkStart w:id="0" w:name="_GoBack"/>
       <w:bookmarkEnd w:id="0"/>
-    </w:p>
-    <w:p>
-      <w:pPr>
-        <w:numPr>
-          <w:numId w:val="0"/>
-        </w:numPr>
-        <w:jc w:val="left"/>
-        <w:rPr>
-          <w:rFonts w:hint="default" w:eastAsiaTheme="minorEastAsia"/>
-          <w:lang w:val="en-US" w:eastAsia="zh-CN"/>
-        </w:rPr>
-      </w:pPr>
     </w:p>
     <w:sectPr>
       <w:pgSz w:w="11906" w:h="16838"/>
@@ -647,8 +1091,143 @@
       </w:rPr>
     </w:lvl>
   </w:abstractNum>
+  <w:abstractNum w:abstractNumId="1">
+    <w:nsid w:val="A0C4E733"/>
+    <w:multiLevelType w:val="multilevel"/>
+    <w:tmpl w:val="A0C4E733"/>
+    <w:lvl w:ilvl="0" w:tentative="0">
+      <w:start w:val="5"/>
+      <w:numFmt w:val="decimal"/>
+      <w:suff w:val="nothing"/>
+      <w:lvlText w:val="%1、"/>
+      <w:lvlJc w:val="left"/>
+    </w:lvl>
+    <w:lvl w:ilvl="1" w:tentative="0">
+      <w:start w:val="1"/>
+      <w:numFmt w:val="decimal"/>
+      <w:lvlText w:val="(%2)"/>
+      <w:lvlJc w:val="left"/>
+      <w:pPr>
+        <w:tabs>
+          <w:tab w:val="left" w:pos="840"/>
+        </w:tabs>
+        <w:ind w:left="840" w:leftChars="0" w:hanging="420" w:firstLineChars="0"/>
+      </w:pPr>
+      <w:rPr>
+        <w:rFonts w:hint="default"/>
+      </w:rPr>
+    </w:lvl>
+    <w:lvl w:ilvl="2" w:tentative="0">
+      <w:start w:val="1"/>
+      <w:numFmt w:val="decimalEnclosedCircleChinese"/>
+      <w:lvlText w:val="%3"/>
+      <w:lvlJc w:val="left"/>
+      <w:pPr>
+        <w:tabs>
+          <w:tab w:val="left" w:pos="1260"/>
+        </w:tabs>
+        <w:ind w:left="1260" w:leftChars="0" w:hanging="420" w:firstLineChars="0"/>
+      </w:pPr>
+      <w:rPr>
+        <w:rFonts w:hint="default"/>
+      </w:rPr>
+    </w:lvl>
+    <w:lvl w:ilvl="3" w:tentative="0">
+      <w:start w:val="1"/>
+      <w:numFmt w:val="decimal"/>
+      <w:lvlText w:val="%4)"/>
+      <w:lvlJc w:val="left"/>
+      <w:pPr>
+        <w:tabs>
+          <w:tab w:val="left" w:pos="1680"/>
+        </w:tabs>
+        <w:ind w:left="1680" w:leftChars="0" w:hanging="420" w:firstLineChars="0"/>
+      </w:pPr>
+      <w:rPr>
+        <w:rFonts w:hint="default"/>
+      </w:rPr>
+    </w:lvl>
+    <w:lvl w:ilvl="4" w:tentative="0">
+      <w:start w:val="1"/>
+      <w:numFmt w:val="lowerLetter"/>
+      <w:lvlText w:val="%5."/>
+      <w:lvlJc w:val="left"/>
+      <w:pPr>
+        <w:tabs>
+          <w:tab w:val="left" w:pos="2100"/>
+        </w:tabs>
+        <w:ind w:left="2100" w:leftChars="0" w:hanging="420" w:firstLineChars="0"/>
+      </w:pPr>
+      <w:rPr>
+        <w:rFonts w:hint="default"/>
+      </w:rPr>
+    </w:lvl>
+    <w:lvl w:ilvl="5" w:tentative="0">
+      <w:start w:val="1"/>
+      <w:numFmt w:val="lowerLetter"/>
+      <w:lvlText w:val="%6)"/>
+      <w:lvlJc w:val="left"/>
+      <w:pPr>
+        <w:tabs>
+          <w:tab w:val="left" w:pos="2520"/>
+        </w:tabs>
+        <w:ind w:left="2520" w:leftChars="0" w:hanging="420" w:firstLineChars="0"/>
+      </w:pPr>
+      <w:rPr>
+        <w:rFonts w:hint="default"/>
+      </w:rPr>
+    </w:lvl>
+    <w:lvl w:ilvl="6" w:tentative="0">
+      <w:start w:val="1"/>
+      <w:numFmt w:val="lowerRoman"/>
+      <w:lvlText w:val="%7."/>
+      <w:lvlJc w:val="left"/>
+      <w:pPr>
+        <w:tabs>
+          <w:tab w:val="left" w:pos="2940"/>
+        </w:tabs>
+        <w:ind w:left="2940" w:leftChars="0" w:hanging="420" w:firstLineChars="0"/>
+      </w:pPr>
+      <w:rPr>
+        <w:rFonts w:hint="default"/>
+      </w:rPr>
+    </w:lvl>
+    <w:lvl w:ilvl="7" w:tentative="0">
+      <w:start w:val="1"/>
+      <w:numFmt w:val="lowerRoman"/>
+      <w:lvlText w:val="%8)"/>
+      <w:lvlJc w:val="left"/>
+      <w:pPr>
+        <w:tabs>
+          <w:tab w:val="left" w:pos="3360"/>
+        </w:tabs>
+        <w:ind w:left="3360" w:leftChars="0" w:hanging="420" w:firstLineChars="0"/>
+      </w:pPr>
+      <w:rPr>
+        <w:rFonts w:hint="default"/>
+      </w:rPr>
+    </w:lvl>
+    <w:lvl w:ilvl="8" w:tentative="0">
+      <w:start w:val="1"/>
+      <w:numFmt w:val="lowerLetter"/>
+      <w:lvlText w:val="%9."/>
+      <w:lvlJc w:val="left"/>
+      <w:pPr>
+        <w:tabs>
+          <w:tab w:val="left" w:pos="3780"/>
+        </w:tabs>
+        <w:ind w:left="3780" w:leftChars="0" w:hanging="420" w:firstLineChars="0"/>
+      </w:pPr>
+      <w:rPr>
+        <w:rFonts w:hint="default"/>
+      </w:rPr>
+    </w:lvl>
+  </w:abstractNum>
   <w:num w:numId="1">
     <w:abstractNumId w:val="0"/>
+  </w:num>
+  <w:num w:numId="2">
+    <w:abstractNumId w:val="1"/>
   </w:num>
 </w:numbering>
 </file>
